--- a/实验一_智能化需求工程与UML建模/D1-4_UML模型集/exports/_说明.docx
+++ b/实验一_智能化需求工程与UML建模/D1-4_UML模型集/exports/_说明.docx
@@ -2,69 +2,151 @@
 <file path=word/document.xml><?xml version="1.0" encoding="utf-8"?>
 <w:document xmlns:wpc="http://schemas.microsoft.com/office/word/2010/wordprocessingCanvas" xmlns:mo="http://schemas.microsoft.com/office/mac/office/2008/main" xmlns:mc="http://schemas.openxmlformats.org/markup-compatibility/2006" xmlns:mv="urn:schemas-microsoft-com:mac:vml" xmlns:o="urn:schemas-microsoft-com:office:office" xmlns:r="http://schemas.openxmlformats.org/officeDocument/2006/relationships" xmlns:m="http://schemas.openxmlformats.org/officeDocument/2006/math" xmlns:v="urn:schemas-microsoft-com:vml" xmlns:wp14="http://schemas.microsoft.com/office/word/2010/wordprocessingDrawing" xmlns:wp="http://schemas.openxmlformats.org/drawingml/2006/wordprocessingDrawing" xmlns:w10="urn:schemas-microsoft-com:office:word" xmlns:w="http://schemas.openxmlformats.org/wordprocessingml/2006/main" xmlns:w14="http://schemas.microsoft.com/office/word/2010/wordml" xmlns:wpg="http://schemas.microsoft.com/office/word/2010/wordprocessingGroup" xmlns:wpi="http://schemas.microsoft.com/office/word/2010/wordprocessingInk" xmlns:wne="http://schemas.microsoft.com/office/word/2006/wordml" xmlns:wps="http://schemas.microsoft.com/office/word/2010/wordprocessingShape" mc:Ignorable="w14 wp14">
   <w:body>
+    <w:p>
+      <w:pPr>
+        <w:pStyle w:val="Heading1"/>
+      </w:pPr>
+      <w:r>
+        <w:rPr>
+          <w:rFonts w:ascii="Microsoft YaHei" w:hAnsi="Microsoft YaHei" w:eastAsia="Microsoft YaHei"/>
+          <w:color w:val="177A3E"/>
+        </w:rPr>
+        <w:t>D1-4 UML 导出说明</w:t>
+      </w:r>
+    </w:p>
+    <w:p>
+      <w:pPr>
+        <w:spacing w:after="100"/>
+      </w:pPr>
+      <w:r>
+        <w:rPr>
+          <w:rFonts w:ascii="Microsoft YaHei" w:hAnsi="Microsoft YaHei" w:eastAsia="Microsoft YaHei"/>
+        </w:rPr>
+        <w:t>本说明汇总 exports 目录下的 PNG/SVG 导出文件、源文件路径与追溯范围，用于课程提交前复核。</w:t>
+      </w:r>
+    </w:p>
     <w:tbl>
       <w:tblPr>
+        <w:tblStyle w:val="TableGrid"/>
         <w:tblW w:type="auto" w:w="0"/>
         <w:jc w:val="center"/>
         <w:tblLook w:firstColumn="1" w:firstRow="1" w:lastColumn="0" w:lastRow="0" w:noHBand="0" w:noVBand="1" w:val="04A0"/>
       </w:tblPr>
       <w:tblGrid>
-        <w:gridCol w:w="4873"/>
-        <w:gridCol w:w="4873"/>
+        <w:gridCol w:w="1949"/>
+        <w:gridCol w:w="1949"/>
+        <w:gridCol w:w="1949"/>
+        <w:gridCol w:w="1949"/>
+        <w:gridCol w:w="1949"/>
       </w:tblGrid>
       <w:tr>
         <w:tc>
           <w:tcPr>
-            <w:tcW w:type="dxa" w:w="1701"/>
-            <w:shd w:val="clear" w:color="auto" w:fill="EAF4EC"/>
-            <w:tcBorders>
-              <w:top w:val="single" w:sz="4" w:space="0" w:color="B8D8C2"/>
-              <w:left w:val="single" w:sz="4" w:space="0" w:color="B8D8C2"/>
-              <w:bottom w:val="single" w:sz="4" w:space="0" w:color="B8D8C2"/>
-              <w:right w:val="single" w:sz="4" w:space="0" w:color="B8D8C2"/>
-            </w:tcBorders>
+            <w:tcW w:type="dxa" w:w="1247"/>
+            <w:shd w:fill="EAF6EF"/>
             <w:vAlign w:val="center"/>
           </w:tcPr>
           <w:p>
             <w:pPr>
-              <w:spacing w:after="40"/>
-              <w:jc w:val="center"/>
+              <w:spacing w:after="0"/>
             </w:pPr>
+            <w:r/>
             <w:r>
               <w:rPr>
                 <w:rFonts w:ascii="Microsoft YaHei" w:hAnsi="Microsoft YaHei" w:eastAsia="Microsoft YaHei"/>
                 <w:b/>
-                <w:color w:val="1A7A3D"/>
-                <w:sz w:val="21"/>
+                <w:color w:val="173B2F"/>
+                <w:sz w:val="19"/>
               </w:rPr>
-              <w:t>文件名</w:t>
+              <w:t>图编号</w:t>
             </w:r>
           </w:p>
         </w:tc>
         <w:tc>
           <w:tcPr>
-            <w:tcW w:type="dxa" w:w="7370"/>
-            <w:shd w:val="clear" w:color="auto" w:fill="FFFFFF"/>
-            <w:tcBorders>
-              <w:top w:val="single" w:sz="4" w:space="0" w:color="D0D7D0"/>
-              <w:left w:val="single" w:sz="4" w:space="0" w:color="D0D7D0"/>
-              <w:bottom w:val="single" w:sz="4" w:space="0" w:color="D0D7D0"/>
-              <w:right w:val="single" w:sz="4" w:space="0" w:color="D0D7D0"/>
-            </w:tcBorders>
+            <w:tcW w:type="dxa" w:w="1814"/>
+            <w:shd w:fill="EAF6EF"/>
             <w:vAlign w:val="center"/>
           </w:tcPr>
           <w:p>
             <w:pPr>
-              <w:spacing w:after="40"/>
+              <w:spacing w:after="0"/>
             </w:pPr>
+            <w:r/>
             <w:r>
               <w:rPr>
                 <w:rFonts w:ascii="Microsoft YaHei" w:hAnsi="Microsoft YaHei" w:eastAsia="Microsoft YaHei"/>
-                <w:b w:val="0"/>
-                <w:color w:val="2B2B2B"/>
-                <w:sz w:val="21"/>
+                <w:b/>
+                <w:color w:val="173B2F"/>
+                <w:sz w:val="19"/>
               </w:rPr>
-              <w:t>_说明.docx</w:t>
+              <w:t>图题</w:t>
+            </w:r>
+          </w:p>
+        </w:tc>
+        <w:tc>
+          <w:tcPr>
+            <w:tcW w:type="dxa" w:w="1928"/>
+            <w:shd w:fill="EAF6EF"/>
+            <w:vAlign w:val="center"/>
+          </w:tcPr>
+          <w:p>
+            <w:pPr>
+              <w:spacing w:after="0"/>
+            </w:pPr>
+            <w:r/>
+            <w:r>
+              <w:rPr>
+                <w:rFonts w:ascii="Microsoft YaHei" w:hAnsi="Microsoft YaHei" w:eastAsia="Microsoft YaHei"/>
+                <w:b/>
+                <w:color w:val="173B2F"/>
+                <w:sz w:val="19"/>
+              </w:rPr>
+              <w:t>SVG</w:t>
+            </w:r>
+          </w:p>
+        </w:tc>
+        <w:tc>
+          <w:tcPr>
+            <w:tcW w:type="dxa" w:w="1928"/>
+            <w:shd w:fill="EAF6EF"/>
+            <w:vAlign w:val="center"/>
+          </w:tcPr>
+          <w:p>
+            <w:pPr>
+              <w:spacing w:after="0"/>
+            </w:pPr>
+            <w:r/>
+            <w:r>
+              <w:rPr>
+                <w:rFonts w:ascii="Microsoft YaHei" w:hAnsi="Microsoft YaHei" w:eastAsia="Microsoft YaHei"/>
+                <w:b/>
+                <w:color w:val="173B2F"/>
+                <w:sz w:val="19"/>
+              </w:rPr>
+              <w:t>PNG</w:t>
+            </w:r>
+          </w:p>
+        </w:tc>
+        <w:tc>
+          <w:tcPr>
+            <w:tcW w:type="dxa" w:w="3288"/>
+            <w:shd w:fill="EAF6EF"/>
+            <w:vAlign w:val="center"/>
+          </w:tcPr>
+          <w:p>
+            <w:pPr>
+              <w:spacing w:after="0"/>
+            </w:pPr>
+            <w:r/>
+            <w:r>
+              <w:rPr>
+                <w:rFonts w:ascii="Microsoft YaHei" w:hAnsi="Microsoft YaHei" w:eastAsia="Microsoft YaHei"/>
+                <w:b/>
+                <w:color w:val="173B2F"/>
+                <w:sz w:val="19"/>
+              </w:rPr>
+              <w:t>需求覆盖</w:t>
             </w:r>
           </w:p>
         </w:tc>
@@ -72,56 +154,106 @@
       <w:tr>
         <w:tc>
           <w:tcPr>
-            <w:tcW w:type="dxa" w:w="1701"/>
-            <w:shd w:val="clear" w:color="auto" w:fill="EAF4EC"/>
-            <w:tcBorders>
-              <w:top w:val="single" w:sz="4" w:space="0" w:color="B8D8C2"/>
-              <w:left w:val="single" w:sz="4" w:space="0" w:color="B8D8C2"/>
-              <w:bottom w:val="single" w:sz="4" w:space="0" w:color="B8D8C2"/>
-              <w:right w:val="single" w:sz="4" w:space="0" w:color="B8D8C2"/>
-            </w:tcBorders>
+            <w:tcW w:type="dxa" w:w="1247"/>
             <w:vAlign w:val="center"/>
           </w:tcPr>
           <w:p>
             <w:pPr>
-              <w:spacing w:after="40"/>
-              <w:jc w:val="center"/>
+              <w:spacing w:after="0"/>
             </w:pPr>
+            <w:r/>
             <w:r>
               <w:rPr>
                 <w:rFonts w:ascii="Microsoft YaHei" w:hAnsi="Microsoft YaHei" w:eastAsia="Microsoft YaHei"/>
-                <w:b/>
-                <w:color w:val="1A7A3D"/>
-                <w:sz w:val="21"/>
+                <w:b w:val="0"/>
+                <w:color w:val="111827"/>
+                <w:sz w:val="17"/>
               </w:rPr>
-              <w:t>所属包</w:t>
+              <w:t>UC-MAIN</w:t>
             </w:r>
           </w:p>
         </w:tc>
         <w:tc>
           <w:tcPr>
-            <w:tcW w:type="dxa" w:w="7370"/>
-            <w:shd w:val="clear" w:color="auto" w:fill="FFFFFF"/>
-            <w:tcBorders>
-              <w:top w:val="single" w:sz="4" w:space="0" w:color="D0D7D0"/>
-              <w:left w:val="single" w:sz="4" w:space="0" w:color="D0D7D0"/>
-              <w:bottom w:val="single" w:sz="4" w:space="0" w:color="D0D7D0"/>
-              <w:right w:val="single" w:sz="4" w:space="0" w:color="D0D7D0"/>
-            </w:tcBorders>
+            <w:tcW w:type="dxa" w:w="1814"/>
             <w:vAlign w:val="center"/>
           </w:tcPr>
           <w:p>
             <w:pPr>
-              <w:spacing w:after="40"/>
+              <w:spacing w:after="0"/>
             </w:pPr>
+            <w:r/>
             <w:r>
               <w:rPr>
                 <w:rFonts w:ascii="Microsoft YaHei" w:hAnsi="Microsoft YaHei" w:eastAsia="Microsoft YaHei"/>
                 <w:b w:val="0"/>
-                <w:color w:val="2B2B2B"/>
-                <w:sz w:val="21"/>
+                <w:color w:val="111827"/>
+                <w:sz w:val="17"/>
               </w:rPr>
-              <w:t>D1-4_UML模型集</w:t>
+              <w:t>主用例图</w:t>
+            </w:r>
+          </w:p>
+        </w:tc>
+        <w:tc>
+          <w:tcPr>
+            <w:tcW w:type="dxa" w:w="1928"/>
+            <w:vAlign w:val="center"/>
+          </w:tcPr>
+          <w:p>
+            <w:pPr>
+              <w:spacing w:after="0"/>
+            </w:pPr>
+            <w:r/>
+            <w:r>
+              <w:rPr>
+                <w:rFonts w:ascii="Microsoft YaHei" w:hAnsi="Microsoft YaHei" w:eastAsia="Microsoft YaHei"/>
+                <w:b w:val="0"/>
+                <w:color w:val="111827"/>
+                <w:sz w:val="17"/>
+              </w:rPr>
+              <w:t>主用例图.svg</w:t>
+            </w:r>
+          </w:p>
+        </w:tc>
+        <w:tc>
+          <w:tcPr>
+            <w:tcW w:type="dxa" w:w="1928"/>
+            <w:vAlign w:val="center"/>
+          </w:tcPr>
+          <w:p>
+            <w:pPr>
+              <w:spacing w:after="0"/>
+            </w:pPr>
+            <w:r/>
+            <w:r>
+              <w:rPr>
+                <w:rFonts w:ascii="Microsoft YaHei" w:hAnsi="Microsoft YaHei" w:eastAsia="Microsoft YaHei"/>
+                <w:b w:val="0"/>
+                <w:color w:val="111827"/>
+                <w:sz w:val="17"/>
+              </w:rPr>
+              <w:t>主用例图.png</w:t>
+            </w:r>
+          </w:p>
+        </w:tc>
+        <w:tc>
+          <w:tcPr>
+            <w:tcW w:type="dxa" w:w="3288"/>
+            <w:vAlign w:val="center"/>
+          </w:tcPr>
+          <w:p>
+            <w:pPr>
+              <w:spacing w:after="0"/>
+            </w:pPr>
+            <w:r/>
+            <w:r>
+              <w:rPr>
+                <w:rFonts w:ascii="Microsoft YaHei" w:hAnsi="Microsoft YaHei" w:eastAsia="Microsoft YaHei"/>
+                <w:b w:val="0"/>
+                <w:color w:val="111827"/>
+                <w:sz w:val="17"/>
+              </w:rPr>
+              <w:t>FR-001 至 FR-040；NFR-005、NFR-013、NFR-015</w:t>
             </w:r>
           </w:p>
         </w:tc>
@@ -129,56 +261,106 @@
       <w:tr>
         <w:tc>
           <w:tcPr>
-            <w:tcW w:type="dxa" w:w="1701"/>
-            <w:shd w:val="clear" w:color="auto" w:fill="EAF4EC"/>
-            <w:tcBorders>
-              <w:top w:val="single" w:sz="4" w:space="0" w:color="B8D8C2"/>
-              <w:left w:val="single" w:sz="4" w:space="0" w:color="B8D8C2"/>
-              <w:bottom w:val="single" w:sz="4" w:space="0" w:color="B8D8C2"/>
-              <w:right w:val="single" w:sz="4" w:space="0" w:color="B8D8C2"/>
-            </w:tcBorders>
+            <w:tcW w:type="dxa" w:w="1247"/>
             <w:vAlign w:val="center"/>
           </w:tcPr>
           <w:p>
             <w:pPr>
-              <w:spacing w:after="40"/>
-              <w:jc w:val="center"/>
+              <w:spacing w:after="0"/>
             </w:pPr>
+            <w:r/>
             <w:r>
               <w:rPr>
                 <w:rFonts w:ascii="Microsoft YaHei" w:hAnsi="Microsoft YaHei" w:eastAsia="Microsoft YaHei"/>
-                <w:b/>
-                <w:color w:val="1A7A3D"/>
-                <w:sz w:val="21"/>
+                <w:b w:val="0"/>
+                <w:color w:val="111827"/>
+                <w:sz w:val="17"/>
               </w:rPr>
-              <w:t>用途</w:t>
+              <w:t>UC-MEMBER</w:t>
             </w:r>
           </w:p>
         </w:tc>
         <w:tc>
           <w:tcPr>
-            <w:tcW w:type="dxa" w:w="7370"/>
-            <w:shd w:val="clear" w:color="auto" w:fill="FFFFFF"/>
-            <w:tcBorders>
-              <w:top w:val="single" w:sz="4" w:space="0" w:color="D0D7D0"/>
-              <w:left w:val="single" w:sz="4" w:space="0" w:color="D0D7D0"/>
-              <w:bottom w:val="single" w:sz="4" w:space="0" w:color="D0D7D0"/>
-              <w:right w:val="single" w:sz="4" w:space="0" w:color="D0D7D0"/>
-            </w:tcBorders>
+            <w:tcW w:type="dxa" w:w="1814"/>
             <w:vAlign w:val="center"/>
           </w:tcPr>
           <w:p>
             <w:pPr>
-              <w:spacing w:after="40"/>
+              <w:spacing w:after="0"/>
             </w:pPr>
+            <w:r/>
             <w:r>
               <w:rPr>
                 <w:rFonts w:ascii="Microsoft YaHei" w:hAnsi="Microsoft YaHei" w:eastAsia="Microsoft YaHei"/>
                 <w:b w:val="0"/>
-                <w:color w:val="2B2B2B"/>
-                <w:sz w:val="21"/>
+                <w:color w:val="111827"/>
+                <w:sz w:val="17"/>
               </w:rPr>
-              <w:t>请将 PlantUML 导出的 PNG / SVG 文件统一存放于此目录</w:t>
+              <w:t>会员子用例图</w:t>
+            </w:r>
+          </w:p>
+        </w:tc>
+        <w:tc>
+          <w:tcPr>
+            <w:tcW w:type="dxa" w:w="1928"/>
+            <w:vAlign w:val="center"/>
+          </w:tcPr>
+          <w:p>
+            <w:pPr>
+              <w:spacing w:after="0"/>
+            </w:pPr>
+            <w:r/>
+            <w:r>
+              <w:rPr>
+                <w:rFonts w:ascii="Microsoft YaHei" w:hAnsi="Microsoft YaHei" w:eastAsia="Microsoft YaHei"/>
+                <w:b w:val="0"/>
+                <w:color w:val="111827"/>
+                <w:sz w:val="17"/>
+              </w:rPr>
+              <w:t>子用例_会员.svg</w:t>
+            </w:r>
+          </w:p>
+        </w:tc>
+        <w:tc>
+          <w:tcPr>
+            <w:tcW w:type="dxa" w:w="1928"/>
+            <w:vAlign w:val="center"/>
+          </w:tcPr>
+          <w:p>
+            <w:pPr>
+              <w:spacing w:after="0"/>
+            </w:pPr>
+            <w:r/>
+            <w:r>
+              <w:rPr>
+                <w:rFonts w:ascii="Microsoft YaHei" w:hAnsi="Microsoft YaHei" w:eastAsia="Microsoft YaHei"/>
+                <w:b w:val="0"/>
+                <w:color w:val="111827"/>
+                <w:sz w:val="17"/>
+              </w:rPr>
+              <w:t>子用例_会员.png</w:t>
+            </w:r>
+          </w:p>
+        </w:tc>
+        <w:tc>
+          <w:tcPr>
+            <w:tcW w:type="dxa" w:w="3288"/>
+            <w:vAlign w:val="center"/>
+          </w:tcPr>
+          <w:p>
+            <w:pPr>
+              <w:spacing w:after="0"/>
+            </w:pPr>
+            <w:r/>
+            <w:r>
+              <w:rPr>
+                <w:rFonts w:ascii="Microsoft YaHei" w:hAnsi="Microsoft YaHei" w:eastAsia="Microsoft YaHei"/>
+                <w:b w:val="0"/>
+                <w:color w:val="111827"/>
+                <w:sz w:val="17"/>
+              </w:rPr>
+              <w:t>FR-003 至 FR-005、FR-013 至 FR-015、FR-028、FR-034、NFR-011、NFR-015</w:t>
             </w:r>
           </w:p>
         </w:tc>
@@ -186,47 +368,106 @@
       <w:tr>
         <w:tc>
           <w:tcPr>
-            <w:tcW w:type="dxa" w:w="1701"/>
-            <w:shd w:val="clear" w:color="auto" w:fill="EAF4EC"/>
-            <w:tcBorders>
-              <w:top w:val="single" w:sz="4" w:space="0" w:color="B8D8C2"/>
-              <w:left w:val="single" w:sz="4" w:space="0" w:color="B8D8C2"/>
-              <w:bottom w:val="single" w:sz="4" w:space="0" w:color="B8D8C2"/>
-              <w:right w:val="single" w:sz="4" w:space="0" w:color="B8D8C2"/>
-            </w:tcBorders>
+            <w:tcW w:type="dxa" w:w="1247"/>
             <w:vAlign w:val="center"/>
           </w:tcPr>
           <w:p>
             <w:pPr>
-              <w:spacing w:after="40"/>
-              <w:jc w:val="center"/>
+              <w:spacing w:after="0"/>
             </w:pPr>
+            <w:r/>
             <w:r>
               <w:rPr>
                 <w:rFonts w:ascii="Microsoft YaHei" w:hAnsi="Microsoft YaHei" w:eastAsia="Microsoft YaHei"/>
-                <w:b/>
-                <w:color w:val="1A7A3D"/>
-                <w:sz w:val="21"/>
+                <w:b w:val="0"/>
+                <w:color w:val="111827"/>
+                <w:sz w:val="17"/>
               </w:rPr>
-              <w:t>填写人</w:t>
+              <w:t>UC-RESERVE</w:t>
             </w:r>
           </w:p>
         </w:tc>
         <w:tc>
           <w:tcPr>
-            <w:tcW w:type="dxa" w:w="7370"/>
-            <w:shd w:val="clear" w:color="auto" w:fill="FFFFFF"/>
-            <w:tcBorders>
-              <w:top w:val="single" w:sz="4" w:space="0" w:color="D0D7D0"/>
-              <w:left w:val="single" w:sz="4" w:space="0" w:color="D0D7D0"/>
-              <w:bottom w:val="single" w:sz="4" w:space="0" w:color="D0D7D0"/>
-              <w:right w:val="single" w:sz="4" w:space="0" w:color="D0D7D0"/>
-            </w:tcBorders>
+            <w:tcW w:type="dxa" w:w="1814"/>
             <w:vAlign w:val="center"/>
           </w:tcPr>
           <w:p>
+            <w:pPr>
+              <w:spacing w:after="0"/>
+            </w:pPr>
+            <w:r/>
             <w:r>
-              <w:t>戴正宇</w:t>
+              <w:rPr>
+                <w:rFonts w:ascii="Microsoft YaHei" w:hAnsi="Microsoft YaHei" w:eastAsia="Microsoft YaHei"/>
+                <w:b w:val="0"/>
+                <w:color w:val="111827"/>
+                <w:sz w:val="17"/>
+              </w:rPr>
+              <w:t>预约子用例图</w:t>
+            </w:r>
+          </w:p>
+        </w:tc>
+        <w:tc>
+          <w:tcPr>
+            <w:tcW w:type="dxa" w:w="1928"/>
+            <w:vAlign w:val="center"/>
+          </w:tcPr>
+          <w:p>
+            <w:pPr>
+              <w:spacing w:after="0"/>
+            </w:pPr>
+            <w:r/>
+            <w:r>
+              <w:rPr>
+                <w:rFonts w:ascii="Microsoft YaHei" w:hAnsi="Microsoft YaHei" w:eastAsia="Microsoft YaHei"/>
+                <w:b w:val="0"/>
+                <w:color w:val="111827"/>
+                <w:sz w:val="17"/>
+              </w:rPr>
+              <w:t>子用例_预约.svg</w:t>
+            </w:r>
+          </w:p>
+        </w:tc>
+        <w:tc>
+          <w:tcPr>
+            <w:tcW w:type="dxa" w:w="1928"/>
+            <w:vAlign w:val="center"/>
+          </w:tcPr>
+          <w:p>
+            <w:pPr>
+              <w:spacing w:after="0"/>
+            </w:pPr>
+            <w:r/>
+            <w:r>
+              <w:rPr>
+                <w:rFonts w:ascii="Microsoft YaHei" w:hAnsi="Microsoft YaHei" w:eastAsia="Microsoft YaHei"/>
+                <w:b w:val="0"/>
+                <w:color w:val="111827"/>
+                <w:sz w:val="17"/>
+              </w:rPr>
+              <w:t>子用例_预约.png</w:t>
+            </w:r>
+          </w:p>
+        </w:tc>
+        <w:tc>
+          <w:tcPr>
+            <w:tcW w:type="dxa" w:w="3288"/>
+            <w:vAlign w:val="center"/>
+          </w:tcPr>
+          <w:p>
+            <w:pPr>
+              <w:spacing w:after="0"/>
+            </w:pPr>
+            <w:r/>
+            <w:r>
+              <w:rPr>
+                <w:rFonts w:ascii="Microsoft YaHei" w:hAnsi="Microsoft YaHei" w:eastAsia="Microsoft YaHei"/>
+                <w:b w:val="0"/>
+                <w:color w:val="111827"/>
+                <w:sz w:val="17"/>
+              </w:rPr>
+              <w:t>FR-001、FR-002、FR-006 至 FR-009、FR-014、FR-036、FR-039、NFR-002、NFR-006</w:t>
             </w:r>
           </w:p>
         </w:tc>
@@ -234,126 +475,691 @@
       <w:tr>
         <w:tc>
           <w:tcPr>
-            <w:tcW w:type="dxa" w:w="1701"/>
-            <w:shd w:val="clear" w:color="auto" w:fill="EAF4EC"/>
-            <w:tcBorders>
-              <w:top w:val="single" w:sz="4" w:space="0" w:color="B8D8C2"/>
-              <w:left w:val="single" w:sz="4" w:space="0" w:color="B8D8C2"/>
-              <w:bottom w:val="single" w:sz="4" w:space="0" w:color="B8D8C2"/>
-              <w:right w:val="single" w:sz="4" w:space="0" w:color="B8D8C2"/>
-            </w:tcBorders>
+            <w:tcW w:type="dxa" w:w="1247"/>
             <w:vAlign w:val="center"/>
           </w:tcPr>
           <w:p>
             <w:pPr>
-              <w:spacing w:after="40"/>
-              <w:jc w:val="center"/>
+              <w:spacing w:after="0"/>
             </w:pPr>
+            <w:r/>
             <w:r>
               <w:rPr>
                 <w:rFonts w:ascii="Microsoft YaHei" w:hAnsi="Microsoft YaHei" w:eastAsia="Microsoft YaHei"/>
-                <w:b/>
-                <w:color w:val="1A7A3D"/>
-                <w:sz w:val="21"/>
+                <w:b w:val="0"/>
+                <w:color w:val="111827"/>
+                <w:sz w:val="17"/>
               </w:rPr>
-              <w:t>日期</w:t>
+              <w:t>ACT-RESERVE</w:t>
             </w:r>
           </w:p>
         </w:tc>
         <w:tc>
           <w:tcPr>
-            <w:tcW w:type="dxa" w:w="7370"/>
-            <w:shd w:val="clear" w:color="auto" w:fill="FFFFFF"/>
-            <w:tcBorders>
-              <w:top w:val="single" w:sz="4" w:space="0" w:color="D0D7D0"/>
-              <w:left w:val="single" w:sz="4" w:space="0" w:color="D0D7D0"/>
-              <w:bottom w:val="single" w:sz="4" w:space="0" w:color="D0D7D0"/>
-              <w:right w:val="single" w:sz="4" w:space="0" w:color="D0D7D0"/>
-            </w:tcBorders>
+            <w:tcW w:type="dxa" w:w="1814"/>
             <w:vAlign w:val="center"/>
           </w:tcPr>
           <w:p>
+            <w:pPr>
+              <w:spacing w:after="0"/>
+            </w:pPr>
+            <w:r/>
             <w:r>
-              <w:t>2026-05-13</w:t>
+              <w:rPr>
+                <w:rFonts w:ascii="Microsoft YaHei" w:hAnsi="Microsoft YaHei" w:eastAsia="Microsoft YaHei"/>
+                <w:b w:val="0"/>
+                <w:color w:val="111827"/>
+                <w:sz w:val="17"/>
+              </w:rPr>
+              <w:t>桌位预约活动图</w:t>
+            </w:r>
+          </w:p>
+        </w:tc>
+        <w:tc>
+          <w:tcPr>
+            <w:tcW w:type="dxa" w:w="1928"/>
+            <w:vAlign w:val="center"/>
+          </w:tcPr>
+          <w:p>
+            <w:pPr>
+              <w:spacing w:after="0"/>
+            </w:pPr>
+            <w:r/>
+            <w:r>
+              <w:rPr>
+                <w:rFonts w:ascii="Microsoft YaHei" w:hAnsi="Microsoft YaHei" w:eastAsia="Microsoft YaHei"/>
+                <w:b w:val="0"/>
+                <w:color w:val="111827"/>
+                <w:sz w:val="17"/>
+              </w:rPr>
+              <w:t>桌位预约活动图.svg</w:t>
+            </w:r>
+          </w:p>
+        </w:tc>
+        <w:tc>
+          <w:tcPr>
+            <w:tcW w:type="dxa" w:w="1928"/>
+            <w:vAlign w:val="center"/>
+          </w:tcPr>
+          <w:p>
+            <w:pPr>
+              <w:spacing w:after="0"/>
+            </w:pPr>
+            <w:r/>
+            <w:r>
+              <w:rPr>
+                <w:rFonts w:ascii="Microsoft YaHei" w:hAnsi="Microsoft YaHei" w:eastAsia="Microsoft YaHei"/>
+                <w:b w:val="0"/>
+                <w:color w:val="111827"/>
+                <w:sz w:val="17"/>
+              </w:rPr>
+              <w:t>桌位预约活动图.png</w:t>
+            </w:r>
+          </w:p>
+        </w:tc>
+        <w:tc>
+          <w:tcPr>
+            <w:tcW w:type="dxa" w:w="3288"/>
+            <w:vAlign w:val="center"/>
+          </w:tcPr>
+          <w:p>
+            <w:pPr>
+              <w:spacing w:after="0"/>
+            </w:pPr>
+            <w:r/>
+            <w:r>
+              <w:rPr>
+                <w:rFonts w:ascii="Microsoft YaHei" w:hAnsi="Microsoft YaHei" w:eastAsia="Microsoft YaHei"/>
+                <w:b w:val="0"/>
+                <w:color w:val="111827"/>
+                <w:sz w:val="17"/>
+              </w:rPr>
+              <w:t>FR-006 至 FR-009、FR-014、FR-036、FR-039、NFR-002、NFR-006</w:t>
+            </w:r>
+          </w:p>
+        </w:tc>
+      </w:tr>
+      <w:tr>
+        <w:tc>
+          <w:tcPr>
+            <w:tcW w:type="dxa" w:w="1247"/>
+            <w:vAlign w:val="center"/>
+          </w:tcPr>
+          <w:p>
+            <w:pPr>
+              <w:spacing w:after="0"/>
+            </w:pPr>
+            <w:r/>
+            <w:r>
+              <w:rPr>
+                <w:rFonts w:ascii="Microsoft YaHei" w:hAnsi="Microsoft YaHei" w:eastAsia="Microsoft YaHei"/>
+                <w:b w:val="0"/>
+                <w:color w:val="111827"/>
+                <w:sz w:val="17"/>
+              </w:rPr>
+              <w:t>ACT-HEALTH</w:t>
+            </w:r>
+          </w:p>
+        </w:tc>
+        <w:tc>
+          <w:tcPr>
+            <w:tcW w:type="dxa" w:w="1814"/>
+            <w:vAlign w:val="center"/>
+          </w:tcPr>
+          <w:p>
+            <w:pPr>
+              <w:spacing w:after="0"/>
+            </w:pPr>
+            <w:r/>
+            <w:r>
+              <w:rPr>
+                <w:rFonts w:ascii="Microsoft YaHei" w:hAnsi="Microsoft YaHei" w:eastAsia="Microsoft YaHei"/>
+                <w:b w:val="0"/>
+                <w:color w:val="111827"/>
+                <w:sz w:val="17"/>
+              </w:rPr>
+              <w:t>猫咪健康打卡活动图</w:t>
+            </w:r>
+          </w:p>
+        </w:tc>
+        <w:tc>
+          <w:tcPr>
+            <w:tcW w:type="dxa" w:w="1928"/>
+            <w:vAlign w:val="center"/>
+          </w:tcPr>
+          <w:p>
+            <w:pPr>
+              <w:spacing w:after="0"/>
+            </w:pPr>
+            <w:r/>
+            <w:r>
+              <w:rPr>
+                <w:rFonts w:ascii="Microsoft YaHei" w:hAnsi="Microsoft YaHei" w:eastAsia="Microsoft YaHei"/>
+                <w:b w:val="0"/>
+                <w:color w:val="111827"/>
+                <w:sz w:val="17"/>
+              </w:rPr>
+              <w:t>猫咪健康打卡活动图.svg</w:t>
+            </w:r>
+          </w:p>
+        </w:tc>
+        <w:tc>
+          <w:tcPr>
+            <w:tcW w:type="dxa" w:w="1928"/>
+            <w:vAlign w:val="center"/>
+          </w:tcPr>
+          <w:p>
+            <w:pPr>
+              <w:spacing w:after="0"/>
+            </w:pPr>
+            <w:r/>
+            <w:r>
+              <w:rPr>
+                <w:rFonts w:ascii="Microsoft YaHei" w:hAnsi="Microsoft YaHei" w:eastAsia="Microsoft YaHei"/>
+                <w:b w:val="0"/>
+                <w:color w:val="111827"/>
+                <w:sz w:val="17"/>
+              </w:rPr>
+              <w:t>猫咪健康打卡活动图.png</w:t>
+            </w:r>
+          </w:p>
+        </w:tc>
+        <w:tc>
+          <w:tcPr>
+            <w:tcW w:type="dxa" w:w="3288"/>
+            <w:vAlign w:val="center"/>
+          </w:tcPr>
+          <w:p>
+            <w:pPr>
+              <w:spacing w:after="0"/>
+            </w:pPr>
+            <w:r/>
+            <w:r>
+              <w:rPr>
+                <w:rFonts w:ascii="Microsoft YaHei" w:hAnsi="Microsoft YaHei" w:eastAsia="Microsoft YaHei"/>
+                <w:b w:val="0"/>
+                <w:color w:val="111827"/>
+                <w:sz w:val="17"/>
+              </w:rPr>
+              <w:t>FR-020 至 FR-022、FR-035、FR-036、NFR-012、NFR-016</w:t>
+            </w:r>
+          </w:p>
+        </w:tc>
+      </w:tr>
+      <w:tr>
+        <w:tc>
+          <w:tcPr>
+            <w:tcW w:type="dxa" w:w="1247"/>
+            <w:vAlign w:val="center"/>
+          </w:tcPr>
+          <w:p>
+            <w:pPr>
+              <w:spacing w:after="0"/>
+            </w:pPr>
+            <w:r/>
+            <w:r>
+              <w:rPr>
+                <w:rFonts w:ascii="Microsoft YaHei" w:hAnsi="Microsoft YaHei" w:eastAsia="Microsoft YaHei"/>
+                <w:b w:val="0"/>
+                <w:color w:val="111827"/>
+                <w:sz w:val="17"/>
+              </w:rPr>
+              <w:t>CLS-DOMAIN</w:t>
+            </w:r>
+          </w:p>
+        </w:tc>
+        <w:tc>
+          <w:tcPr>
+            <w:tcW w:type="dxa" w:w="1814"/>
+            <w:vAlign w:val="center"/>
+          </w:tcPr>
+          <w:p>
+            <w:pPr>
+              <w:spacing w:after="0"/>
+            </w:pPr>
+            <w:r/>
+            <w:r>
+              <w:rPr>
+                <w:rFonts w:ascii="Microsoft YaHei" w:hAnsi="Microsoft YaHei" w:eastAsia="Microsoft YaHei"/>
+                <w:b w:val="0"/>
+                <w:color w:val="111827"/>
+                <w:sz w:val="17"/>
+              </w:rPr>
+              <w:t>领域类图</w:t>
+            </w:r>
+          </w:p>
+        </w:tc>
+        <w:tc>
+          <w:tcPr>
+            <w:tcW w:type="dxa" w:w="1928"/>
+            <w:vAlign w:val="center"/>
+          </w:tcPr>
+          <w:p>
+            <w:pPr>
+              <w:spacing w:after="0"/>
+            </w:pPr>
+            <w:r/>
+            <w:r>
+              <w:rPr>
+                <w:rFonts w:ascii="Microsoft YaHei" w:hAnsi="Microsoft YaHei" w:eastAsia="Microsoft YaHei"/>
+                <w:b w:val="0"/>
+                <w:color w:val="111827"/>
+                <w:sz w:val="17"/>
+              </w:rPr>
+              <w:t>领域类图.svg</w:t>
+            </w:r>
+          </w:p>
+        </w:tc>
+        <w:tc>
+          <w:tcPr>
+            <w:tcW w:type="dxa" w:w="1928"/>
+            <w:vAlign w:val="center"/>
+          </w:tcPr>
+          <w:p>
+            <w:pPr>
+              <w:spacing w:after="0"/>
+            </w:pPr>
+            <w:r/>
+            <w:r>
+              <w:rPr>
+                <w:rFonts w:ascii="Microsoft YaHei" w:hAnsi="Microsoft YaHei" w:eastAsia="Microsoft YaHei"/>
+                <w:b w:val="0"/>
+                <w:color w:val="111827"/>
+                <w:sz w:val="17"/>
+              </w:rPr>
+              <w:t>领域类图.png</w:t>
+            </w:r>
+          </w:p>
+        </w:tc>
+        <w:tc>
+          <w:tcPr>
+            <w:tcW w:type="dxa" w:w="3288"/>
+            <w:vAlign w:val="center"/>
+          </w:tcPr>
+          <w:p>
+            <w:pPr>
+              <w:spacing w:after="0"/>
+            </w:pPr>
+            <w:r/>
+            <w:r>
+              <w:rPr>
+                <w:rFonts w:ascii="Microsoft YaHei" w:hAnsi="Microsoft YaHei" w:eastAsia="Microsoft YaHei"/>
+                <w:b w:val="0"/>
+                <w:color w:val="111827"/>
+                <w:sz w:val="17"/>
+              </w:rPr>
+              <w:t>FR-001 至 FR-040；NFR-005、NFR-006、NFR-013、NFR-015</w:t>
+            </w:r>
+          </w:p>
+        </w:tc>
+      </w:tr>
+      <w:tr>
+        <w:tc>
+          <w:tcPr>
+            <w:tcW w:type="dxa" w:w="1247"/>
+            <w:vAlign w:val="center"/>
+          </w:tcPr>
+          <w:p>
+            <w:pPr>
+              <w:spacing w:after="0"/>
+            </w:pPr>
+            <w:r/>
+            <w:r>
+              <w:rPr>
+                <w:rFonts w:ascii="Microsoft YaHei" w:hAnsi="Microsoft YaHei" w:eastAsia="Microsoft YaHei"/>
+                <w:b w:val="0"/>
+                <w:color w:val="111827"/>
+                <w:sz w:val="17"/>
+              </w:rPr>
+              <w:t>SEQ-ORDER</w:t>
+            </w:r>
+          </w:p>
+        </w:tc>
+        <w:tc>
+          <w:tcPr>
+            <w:tcW w:type="dxa" w:w="1814"/>
+            <w:vAlign w:val="center"/>
+          </w:tcPr>
+          <w:p>
+            <w:pPr>
+              <w:spacing w:after="0"/>
+            </w:pPr>
+            <w:r/>
+            <w:r>
+              <w:rPr>
+                <w:rFonts w:ascii="Microsoft YaHei" w:hAnsi="Microsoft YaHei" w:eastAsia="Microsoft YaHei"/>
+                <w:b w:val="0"/>
+                <w:color w:val="111827"/>
+                <w:sz w:val="17"/>
+              </w:rPr>
+              <w:t>下单顺序图</w:t>
+            </w:r>
+          </w:p>
+        </w:tc>
+        <w:tc>
+          <w:tcPr>
+            <w:tcW w:type="dxa" w:w="1928"/>
+            <w:vAlign w:val="center"/>
+          </w:tcPr>
+          <w:p>
+            <w:pPr>
+              <w:spacing w:after="0"/>
+            </w:pPr>
+            <w:r/>
+            <w:r>
+              <w:rPr>
+                <w:rFonts w:ascii="Microsoft YaHei" w:hAnsi="Microsoft YaHei" w:eastAsia="Microsoft YaHei"/>
+                <w:b w:val="0"/>
+                <w:color w:val="111827"/>
+                <w:sz w:val="17"/>
+              </w:rPr>
+              <w:t>下单顺序图.svg</w:t>
+            </w:r>
+          </w:p>
+        </w:tc>
+        <w:tc>
+          <w:tcPr>
+            <w:tcW w:type="dxa" w:w="1928"/>
+            <w:vAlign w:val="center"/>
+          </w:tcPr>
+          <w:p>
+            <w:pPr>
+              <w:spacing w:after="0"/>
+            </w:pPr>
+            <w:r/>
+            <w:r>
+              <w:rPr>
+                <w:rFonts w:ascii="Microsoft YaHei" w:hAnsi="Microsoft YaHei" w:eastAsia="Microsoft YaHei"/>
+                <w:b w:val="0"/>
+                <w:color w:val="111827"/>
+                <w:sz w:val="17"/>
+              </w:rPr>
+              <w:t>下单顺序图.png</w:t>
+            </w:r>
+          </w:p>
+        </w:tc>
+        <w:tc>
+          <w:tcPr>
+            <w:tcW w:type="dxa" w:w="3288"/>
+            <w:vAlign w:val="center"/>
+          </w:tcPr>
+          <w:p>
+            <w:pPr>
+              <w:spacing w:after="0"/>
+            </w:pPr>
+            <w:r/>
+            <w:r>
+              <w:rPr>
+                <w:rFonts w:ascii="Microsoft YaHei" w:hAnsi="Microsoft YaHei" w:eastAsia="Microsoft YaHei"/>
+                <w:b w:val="0"/>
+                <w:color w:val="111827"/>
+                <w:sz w:val="17"/>
+              </w:rPr>
+              <w:t>FR-010 至 FR-012、FR-018、FR-025、NFR-003、NFR-006</w:t>
+            </w:r>
+          </w:p>
+        </w:tc>
+      </w:tr>
+      <w:tr>
+        <w:tc>
+          <w:tcPr>
+            <w:tcW w:type="dxa" w:w="1247"/>
+            <w:vAlign w:val="center"/>
+          </w:tcPr>
+          <w:p>
+            <w:pPr>
+              <w:spacing w:after="0"/>
+            </w:pPr>
+            <w:r/>
+            <w:r>
+              <w:rPr>
+                <w:rFonts w:ascii="Microsoft YaHei" w:hAnsi="Microsoft YaHei" w:eastAsia="Microsoft YaHei"/>
+                <w:b w:val="0"/>
+                <w:color w:val="111827"/>
+                <w:sz w:val="17"/>
+              </w:rPr>
+              <w:t>SEQ-CROSS</w:t>
+            </w:r>
+          </w:p>
+        </w:tc>
+        <w:tc>
+          <w:tcPr>
+            <w:tcW w:type="dxa" w:w="1814"/>
+            <w:vAlign w:val="center"/>
+          </w:tcPr>
+          <w:p>
+            <w:pPr>
+              <w:spacing w:after="0"/>
+            </w:pPr>
+            <w:r/>
+            <w:r>
+              <w:rPr>
+                <w:rFonts w:ascii="Microsoft YaHei" w:hAnsi="Microsoft YaHei" w:eastAsia="Microsoft YaHei"/>
+                <w:b w:val="0"/>
+                <w:color w:val="111827"/>
+                <w:sz w:val="17"/>
+              </w:rPr>
+              <w:t>跨服务调用顺序图</w:t>
+            </w:r>
+          </w:p>
+        </w:tc>
+        <w:tc>
+          <w:tcPr>
+            <w:tcW w:type="dxa" w:w="1928"/>
+            <w:vAlign w:val="center"/>
+          </w:tcPr>
+          <w:p>
+            <w:pPr>
+              <w:spacing w:after="0"/>
+            </w:pPr>
+            <w:r/>
+            <w:r>
+              <w:rPr>
+                <w:rFonts w:ascii="Microsoft YaHei" w:hAnsi="Microsoft YaHei" w:eastAsia="Microsoft YaHei"/>
+                <w:b w:val="0"/>
+                <w:color w:val="111827"/>
+                <w:sz w:val="17"/>
+              </w:rPr>
+              <w:t>跨服务调用顺序图.svg</w:t>
+            </w:r>
+          </w:p>
+        </w:tc>
+        <w:tc>
+          <w:tcPr>
+            <w:tcW w:type="dxa" w:w="1928"/>
+            <w:vAlign w:val="center"/>
+          </w:tcPr>
+          <w:p>
+            <w:pPr>
+              <w:spacing w:after="0"/>
+            </w:pPr>
+            <w:r/>
+            <w:r>
+              <w:rPr>
+                <w:rFonts w:ascii="Microsoft YaHei" w:hAnsi="Microsoft YaHei" w:eastAsia="Microsoft YaHei"/>
+                <w:b w:val="0"/>
+                <w:color w:val="111827"/>
+                <w:sz w:val="17"/>
+              </w:rPr>
+              <w:t>跨服务调用顺序图.png</w:t>
+            </w:r>
+          </w:p>
+        </w:tc>
+        <w:tc>
+          <w:tcPr>
+            <w:tcW w:type="dxa" w:w="3288"/>
+            <w:vAlign w:val="center"/>
+          </w:tcPr>
+          <w:p>
+            <w:pPr>
+              <w:spacing w:after="0"/>
+            </w:pPr>
+            <w:r/>
+            <w:r>
+              <w:rPr>
+                <w:rFonts w:ascii="Microsoft YaHei" w:hAnsi="Microsoft YaHei" w:eastAsia="Microsoft YaHei"/>
+                <w:b w:val="0"/>
+                <w:color w:val="111827"/>
+                <w:sz w:val="17"/>
+              </w:rPr>
+              <w:t>FR-006 至 FR-009、FR-014、FR-038、FR-039、NFR-006、NFR-013</w:t>
+            </w:r>
+          </w:p>
+        </w:tc>
+      </w:tr>
+      <w:tr>
+        <w:tc>
+          <w:tcPr>
+            <w:tcW w:type="dxa" w:w="1247"/>
+            <w:vAlign w:val="center"/>
+          </w:tcPr>
+          <w:p>
+            <w:pPr>
+              <w:spacing w:after="0"/>
+            </w:pPr>
+            <w:r/>
+            <w:r>
+              <w:rPr>
+                <w:rFonts w:ascii="Microsoft YaHei" w:hAnsi="Microsoft YaHei" w:eastAsia="Microsoft YaHei"/>
+                <w:b w:val="0"/>
+                <w:color w:val="111827"/>
+                <w:sz w:val="17"/>
+              </w:rPr>
+              <w:t>STA-ORDER</w:t>
+            </w:r>
+          </w:p>
+        </w:tc>
+        <w:tc>
+          <w:tcPr>
+            <w:tcW w:type="dxa" w:w="1814"/>
+            <w:vAlign w:val="center"/>
+          </w:tcPr>
+          <w:p>
+            <w:pPr>
+              <w:spacing w:after="0"/>
+            </w:pPr>
+            <w:r/>
+            <w:r>
+              <w:rPr>
+                <w:rFonts w:ascii="Microsoft YaHei" w:hAnsi="Microsoft YaHei" w:eastAsia="Microsoft YaHei"/>
+                <w:b w:val="0"/>
+                <w:color w:val="111827"/>
+                <w:sz w:val="17"/>
+              </w:rPr>
+              <w:t>订单/预约状态机</w:t>
+            </w:r>
+          </w:p>
+        </w:tc>
+        <w:tc>
+          <w:tcPr>
+            <w:tcW w:type="dxa" w:w="1928"/>
+            <w:vAlign w:val="center"/>
+          </w:tcPr>
+          <w:p>
+            <w:pPr>
+              <w:spacing w:after="0"/>
+            </w:pPr>
+            <w:r/>
+            <w:r>
+              <w:rPr>
+                <w:rFonts w:ascii="Microsoft YaHei" w:hAnsi="Microsoft YaHei" w:eastAsia="Microsoft YaHei"/>
+                <w:b w:val="0"/>
+                <w:color w:val="111827"/>
+                <w:sz w:val="17"/>
+              </w:rPr>
+              <w:t>订单状态机.svg</w:t>
+            </w:r>
+          </w:p>
+        </w:tc>
+        <w:tc>
+          <w:tcPr>
+            <w:tcW w:type="dxa" w:w="1928"/>
+            <w:vAlign w:val="center"/>
+          </w:tcPr>
+          <w:p>
+            <w:pPr>
+              <w:spacing w:after="0"/>
+            </w:pPr>
+            <w:r/>
+            <w:r>
+              <w:rPr>
+                <w:rFonts w:ascii="Microsoft YaHei" w:hAnsi="Microsoft YaHei" w:eastAsia="Microsoft YaHei"/>
+                <w:b w:val="0"/>
+                <w:color w:val="111827"/>
+                <w:sz w:val="17"/>
+              </w:rPr>
+              <w:t>订单状态机.png</w:t>
+            </w:r>
+          </w:p>
+        </w:tc>
+        <w:tc>
+          <w:tcPr>
+            <w:tcW w:type="dxa" w:w="3288"/>
+            <w:vAlign w:val="center"/>
+          </w:tcPr>
+          <w:p>
+            <w:pPr>
+              <w:spacing w:after="0"/>
+            </w:pPr>
+            <w:r/>
+            <w:r>
+              <w:rPr>
+                <w:rFonts w:ascii="Microsoft YaHei" w:hAnsi="Microsoft YaHei" w:eastAsia="Microsoft YaHei"/>
+                <w:b w:val="0"/>
+                <w:color w:val="111827"/>
+                <w:sz w:val="17"/>
+              </w:rPr>
+              <w:t>FR-006、FR-007、FR-012、FR-014、FR-018、FR-039、NFR-006</w:t>
             </w:r>
           </w:p>
         </w:tc>
       </w:tr>
     </w:tbl>
-    <w:p/>
     <w:p>
       <w:pPr>
-        <w:keepNext/>
-        <w:spacing w:before="280" w:after="120"/>
-        <w:pBdr>
-          <w:bottom w:val="single" w:sz="8" w:space="4" w:color="1A7A3D"/>
-        </w:pBdr>
+        <w:pStyle w:val="Heading2"/>
       </w:pPr>
       <w:r>
         <w:rPr>
           <w:rFonts w:ascii="Microsoft YaHei" w:hAnsi="Microsoft YaHei" w:eastAsia="Microsoft YaHei"/>
-          <w:b/>
-          <w:color w:val="1A7A3D"/>
-          <w:sz w:val="36"/>
+          <w:color w:val="177A3E"/>
         </w:rPr>
-        <w:t>内容大纲</w:t>
+        <w:t>导出复核结论</w:t>
       </w:r>
     </w:p>
     <w:p>
       <w:pPr>
-        <w:spacing w:after="40" w:line="348" w:lineRule="auto"/>
-        <w:ind w:left="340"/>
+        <w:spacing w:after="100"/>
       </w:pPr>
       <w:r>
         <w:rPr>
           <w:rFonts w:ascii="Microsoft YaHei" w:hAnsi="Microsoft YaHei" w:eastAsia="Microsoft YaHei"/>
-          <w:b/>
-          <w:color w:val="1A7A3D"/>
-          <w:sz w:val="21"/>
         </w:rPr>
-        <w:t xml:space="preserve">• </w:t>
+        <w:t>导出图命名与源文件一一对应，便于后续按图编号定位。</w:t>
       </w:r>
+    </w:p>
+    <w:p>
+      <w:pPr>
+        <w:spacing w:after="100"/>
+      </w:pPr>
       <w:r>
         <w:rPr>
           <w:rFonts w:ascii="Microsoft YaHei" w:hAnsi="Microsoft YaHei" w:eastAsia="Microsoft YaHei"/>
-          <w:b w:val="0"/>
-          <w:color w:val="2B2B2B"/>
-          <w:sz w:val="21"/>
         </w:rPr>
-        <w:t>导出命令：plantuml -tpng -o exports ../**/*.puml</w:t>
+        <w:t>主图、子图、活动图、顺序图、类图和状态图的覆盖范围已同步到 D1-5 RTM。</w:t>
       </w:r>
     </w:p>
-    <w:tbl>
-      <w:tblPr>
-        <w:tblW w:type="auto" w:w="0"/>
-        <w:jc w:val="center"/>
-        <w:tblLook w:firstColumn="1" w:firstRow="1" w:lastColumn="0" w:lastRow="0" w:noHBand="0" w:noVBand="1" w:val="04A0"/>
-      </w:tblPr>
-      <w:tblGrid>
-        <w:gridCol w:w="9746"/>
-      </w:tblGrid>
-      <w:tr>
-        <w:tc>
-          <w:tcPr>
-            <w:tcW w:type="dxa" w:w="9746"/>
-            <w:shd w:val="clear" w:color="auto" w:fill="FBFDFB"/>
-            <w:tcBorders>
-              <w:top w:val="single" w:sz="4" w:space="0" w:color="B8D8C2"/>
-              <w:left w:val="single" w:sz="4" w:space="0" w:color="B8D8C2"/>
-              <w:bottom w:val="single" w:sz="4" w:space="0" w:color="B8D8C2"/>
-              <w:right w:val="single" w:sz="4" w:space="0" w:color="B8D8C2"/>
-            </w:tcBorders>
-            <w:vAlign w:val="top"/>
-          </w:tcPr>
-          <w:p>
-            <w:r>
-              <w:t>exports 目录存放每张 UML 图的 SVG 导出图。若本机安装 PlantUML，可在 04_UML模型集 根目录执行：plantuml -tsvg **/*.puml，并将生成的 SVG/PNG 放入本目录。当前目录已随源文件提供同名 SVG 预览，便于提交时查看。</w:t>
-            </w:r>
-          </w:p>
-        </w:tc>
-      </w:tr>
-    </w:tbl>
-    <w:p/>
+    <w:p>
+      <w:pPr>
+        <w:spacing w:after="100"/>
+      </w:pPr>
+      <w:r>
+        <w:rPr>
+          <w:rFonts w:ascii="Microsoft YaHei" w:hAnsi="Microsoft YaHei" w:eastAsia="Microsoft YaHei"/>
+        </w:rPr>
+        <w:t>本次导出优先使用清晰的 PNG 供 Word/PPT 阅读，SVG 保留为可复核的矢量版本。</w:t>
+      </w:r>
+    </w:p>
     <w:sectPr>
       <w:pgSz w:w="12240" w:h="15840"/>
       <w:pgMar w:top="1134" w:right="1247" w:bottom="1134" w:left="1247" w:header="720" w:footer="720" w:gutter="0"/>
